--- a/Weekly Progress Report Format.docx
+++ b/Weekly Progress Report Format.docx
@@ -57,7 +57,7 @@
           <w:rFonts w:ascii="Arial" w:hAnsi="Arial" w:cs="Arial"/>
           <w:bCs/>
         </w:rPr>
-        <w:t>GeoFare: A GIS-Based Habal-Habal Fare Computation and Management System Using Road-Network Distance in Manolo Fortich, Bukidnon</w:t>
+        <w:t>GeoFare: A GIS-Based Habal-Habal Fare Computation and Management System with Public Safety Features Using Road-Network Distance in Manolo Fortich, Bukidnon</w:t>
       </w:r>
     </w:p>
     <w:p>
@@ -78,7 +78,7 @@
         <w:rPr>
           <w:rFonts w:ascii="Arial" w:hAnsi="Arial" w:cs="Arial"/>
         </w:rPr>
-        <w:t xml:space="preserve">June 22-25, 2026 </w:t>
+        <w:t>July 6 – July 9, 2026</w:t>
       </w:r>
     </w:p>
     <w:p>
@@ -101,7 +101,7 @@
         <w:rPr>
           <w:rFonts w:ascii="Arial" w:hAnsi="Arial" w:cs="Arial"/>
         </w:rPr>
-        <w:t xml:space="preserve">June 25, 2026 </w:t>
+        <w:t xml:space="preserve">July 9, 2026 </w:t>
       </w:r>
     </w:p>
     <w:p>
@@ -128,6 +128,15 @@
         </w:rPr>
         <w:t>very Thursday 4:00 pm)</w:t>
       </w:r>
+    </w:p>
+    <w:p>
+      <w:pPr>
+        <w:rPr>
+          <w:rFonts w:ascii="Arial" w:hAnsi="Arial" w:cs="Arial"/>
+          <w:i/>
+          <w:iCs/>
+        </w:rPr>
+      </w:pPr>
     </w:p>
     <w:p>
       <w:pPr>
@@ -180,7 +189,7 @@
     </w:p>
     <w:p>
       <w:pPr>
-        <w:pStyle w:val="ListParagraph"/>
+        <w:pStyle w:val="NormalWeb"/>
         <w:numPr>
           <w:ilvl w:val="0"/>
           <w:numId w:val="2"/>
@@ -195,24 +204,18 @@
           <w:b/>
           <w:bCs/>
         </w:rPr>
-        <w:t>Voided and canceled</w:t>
-      </w:r>
-      <w:r>
-        <w:rPr>
-          <w:rFonts w:ascii="Arial" w:hAnsi="Arial" w:cs="Arial"/>
-        </w:rPr>
-        <w:t xml:space="preserve"> the previously submitted LGU request letter following direct adviser intervention to adjust administrative routing. </w:t>
-      </w:r>
-      <w:r>
-        <w:rPr>
-          <w:rFonts w:ascii="Arial" w:hAnsi="Arial" w:cs="Arial"/>
-        </w:rPr>
-        <w:t>Revised the Capstone Concept Paper Research Scope to transition from a generalized, multi-barangay focus into a bounded 3-barangay cluster consisting strictly of Tankulan (Poblacion), San Miguel, and Dicklum.</w:t>
-      </w:r>
-    </w:p>
-    <w:p>
-      <w:pPr>
-        <w:pStyle w:val="ListParagraph"/>
+        <w:t>Successfully defended the capstone study</w:t>
+      </w:r>
+      <w:r>
+        <w:rPr>
+          <w:rFonts w:ascii="Arial" w:hAnsi="Arial" w:cs="Arial"/>
+        </w:rPr>
+        <w:t xml:space="preserve"> before the institutional evaluation panel, resulting in an official verdict of "Approved with Major Revisions."</w:t>
+      </w:r>
+    </w:p>
+    <w:p>
+      <w:pPr>
+        <w:pStyle w:val="NormalWeb"/>
         <w:numPr>
           <w:ilvl w:val="0"/>
           <w:numId w:val="2"/>
@@ -227,30 +230,32 @@
           <w:b/>
           <w:bCs/>
         </w:rPr>
-        <w:t>Drafted and formally resubmitted</w:t>
-      </w:r>
-      <w:r>
-        <w:rPr>
-          <w:rFonts w:ascii="Arial" w:hAnsi="Arial" w:cs="Arial"/>
-        </w:rPr>
-        <w:t xml:space="preserve"> the recalibrated LGU Request Letter to the Business Permits and Licensing Office (BPLO) for official registry data processing. </w:t>
-      </w:r>
-      <w:r>
-        <w:rPr>
-          <w:rFonts w:ascii="Arial" w:hAnsi="Arial" w:cs="Arial"/>
-        </w:rPr>
-        <w:t>Finalized the comprehensive Literature Review matrix, fully locking in 5 local and 5 international studies while eliminating placeholder formatting anomalies.</w:t>
-      </w:r>
-      <w:r>
-        <w:rPr>
-          <w:rFonts w:ascii="Arial" w:hAnsi="Arial" w:cs="Arial"/>
-        </w:rPr>
-        <w:t xml:space="preserve"> </w:t>
-      </w:r>
-    </w:p>
-    <w:p>
-      <w:pPr>
-        <w:pStyle w:val="ListParagraph"/>
+        <w:t>Officially updated the capstone title</w:t>
+      </w:r>
+      <w:r>
+        <w:rPr>
+          <w:rFonts w:ascii="Arial" w:hAnsi="Arial" w:cs="Arial"/>
+        </w:rPr>
+        <w:t xml:space="preserve"> to </w:t>
+      </w:r>
+      <w:r>
+        <w:rPr>
+          <w:rFonts w:ascii="Arial" w:hAnsi="Arial" w:cs="Arial"/>
+          <w:i/>
+          <w:iCs/>
+        </w:rPr>
+        <w:t>“GeoFare: A GIS-Based Habal-Habal Fare Computation and Management System with Public Safety Features Using Road-Network Distance in Manolo Fortich, Bukidnon”</w:t>
+      </w:r>
+      <w:r>
+        <w:rPr>
+          <w:rFonts w:ascii="Arial" w:hAnsi="Arial" w:cs="Arial"/>
+        </w:rPr>
+        <w:t xml:space="preserve"> to reflect the mandated integration of security protocols.</w:t>
+      </w:r>
+    </w:p>
+    <w:p>
+      <w:pPr>
+        <w:pStyle w:val="NormalWeb"/>
         <w:numPr>
           <w:ilvl w:val="0"/>
           <w:numId w:val="2"/>
@@ -265,18 +270,18 @@
           <w:b/>
           <w:bCs/>
         </w:rPr>
-        <w:t>Submitted a copy of the request letter to the MFRTA</w:t>
-      </w:r>
-      <w:r>
-        <w:rPr>
-          <w:rFonts w:ascii="Arial" w:hAnsi="Arial" w:cs="Arial"/>
-        </w:rPr>
-        <w:t xml:space="preserve"> (Manolo Fortich Regular Transport Association) following a directive from the Mayor's Office (MO) to establish formal local paratransit collaboration.</w:t>
-      </w:r>
-    </w:p>
-    <w:p>
-      <w:pPr>
-        <w:pStyle w:val="ListParagraph"/>
+        <w:t>Expanded the research scope by formulating a 4th specific objective</w:t>
+      </w:r>
+      <w:r>
+        <w:rPr>
+          <w:rFonts w:ascii="Arial" w:hAnsi="Arial" w:cs="Arial"/>
+        </w:rPr>
+        <w:t xml:space="preserve"> dedicated entirely to the design, execution, and assessment of the system's newly mandated public safety features.</w:t>
+      </w:r>
+    </w:p>
+    <w:p>
+      <w:pPr>
+        <w:pStyle w:val="NormalWeb"/>
         <w:numPr>
           <w:ilvl w:val="0"/>
           <w:numId w:val="2"/>
@@ -291,18 +296,26 @@
           <w:b/>
           <w:bCs/>
         </w:rPr>
-        <w:t>Composed and integrated the Introduction</w:t>
-      </w:r>
-      <w:r>
-        <w:rPr>
-          <w:rFonts w:ascii="Arial" w:hAnsi="Arial" w:cs="Arial"/>
-        </w:rPr>
-        <w:t xml:space="preserve"> segment into the primary capstone manuscript.</w:t>
-      </w:r>
-    </w:p>
-    <w:p>
-      <w:pPr>
-        <w:pStyle w:val="ListParagraph"/>
+        <w:t>Conducted an in-person transition interview</w:t>
+      </w:r>
+      <w:r>
+        <w:rPr>
+          <w:rFonts w:ascii="Arial" w:hAnsi="Arial" w:cs="Arial"/>
+        </w:rPr>
+        <w:t xml:space="preserve"> with the Manolo Fortich Road Transportation Administration (MFRTA) to discuss public safety mechanisms, nighttime fare deviations, and local driver tracking </w:t>
+      </w:r>
+      <w:bookmarkStart w:id="0" w:name="_GoBack"/>
+      <w:bookmarkEnd w:id="0"/>
+      <w:r>
+        <w:rPr>
+          <w:rFonts w:ascii="Arial" w:hAnsi="Arial" w:cs="Arial"/>
+        </w:rPr>
+        <w:t>parameters.</w:t>
+      </w:r>
+    </w:p>
+    <w:p>
+      <w:pPr>
+        <w:pStyle w:val="NormalWeb"/>
         <w:numPr>
           <w:ilvl w:val="0"/>
           <w:numId w:val="2"/>
@@ -317,18 +330,18 @@
           <w:b/>
           <w:bCs/>
         </w:rPr>
-        <w:t>Expanded the Literature Review</w:t>
-      </w:r>
-      <w:r>
-        <w:rPr>
-          <w:rFonts w:ascii="Arial" w:hAnsi="Arial" w:cs="Arial"/>
-        </w:rPr>
-        <w:t xml:space="preserve"> framework by adding 2 new local and 2 new international reference studies to the paper's progress.</w:t>
-      </w:r>
-    </w:p>
-    <w:p>
-      <w:pPr>
-        <w:pStyle w:val="ListParagraph"/>
+        <w:t>Drafted, finalized, and officially submitted the formal data request letter to the MFRTA</w:t>
+      </w:r>
+      <w:r>
+        <w:rPr>
+          <w:rFonts w:ascii="Arial" w:hAnsi="Arial" w:cs="Arial"/>
+        </w:rPr>
+        <w:t xml:space="preserve"> to acquire the official list of registered drivers with their unique Business Permit Numbers (BPN)/permit codes, alongside the official evening/nighttime fare matrix schedules and distance brackets.</w:t>
+      </w:r>
+    </w:p>
+    <w:p>
+      <w:pPr>
+        <w:pStyle w:val="NormalWeb"/>
         <w:numPr>
           <w:ilvl w:val="0"/>
           <w:numId w:val="2"/>
@@ -343,25 +356,27 @@
           <w:b/>
           <w:bCs/>
         </w:rPr>
-        <w:t>Pushed all active progress documentation</w:t>
-      </w:r>
-      <w:r>
-        <w:rPr>
-          <w:rFonts w:ascii="Arial" w:hAnsi="Arial" w:cs="Arial"/>
-        </w:rPr>
-        <w:t xml:space="preserve"> and source tracking elements to the remote GitHub repository for version control security.</w:t>
-      </w:r>
-    </w:p>
-    <w:p>
-      <w:pPr>
-        <w:rPr>
-          <w:rFonts w:ascii="Arial" w:hAnsi="Arial" w:cs="Arial"/>
-        </w:rPr>
-      </w:pPr>
-    </w:p>
-    <w:p>
-      <w:pPr>
-        <w:pStyle w:val="ListParagraph"/>
+        <w:t>Refocused the developmental roadmap away from early deployment modules</w:t>
+      </w:r>
+      <w:r>
+        <w:rPr>
+          <w:rFonts w:ascii="Arial" w:hAnsi="Arial" w:cs="Arial"/>
+        </w:rPr>
+        <w:t xml:space="preserve"> to strictly prioritize rigorous data validation and framework accuracy as explicitly mandated by the evaluation panel.</w:t>
+      </w:r>
+    </w:p>
+    <w:p>
+      <w:pPr>
+        <w:pStyle w:val="NormalWeb"/>
+        <w:ind w:left="1440"/>
+        <w:rPr>
+          <w:rFonts w:ascii="Arial" w:hAnsi="Arial" w:cs="Arial"/>
+        </w:rPr>
+      </w:pPr>
+    </w:p>
+    <w:p>
+      <w:pPr>
+        <w:pStyle w:val="NormalWeb"/>
         <w:ind w:left="1440"/>
         <w:rPr>
           <w:rFonts w:ascii="Arial" w:hAnsi="Arial" w:cs="Arial"/>
@@ -387,6 +402,7 @@
           <w:b/>
           <w:bCs/>
         </w:rPr>
+        <w:lastRenderedPageBreak/>
         <w:t xml:space="preserve">Tasks in progress/on-going work </w:t>
       </w:r>
     </w:p>
@@ -407,6 +423,7 @@
     </w:p>
     <w:p>
       <w:pPr>
+        <w:pStyle w:val="NormalWeb"/>
         <w:numPr>
           <w:ilvl w:val="0"/>
           <w:numId w:val="3"/>
@@ -418,19 +435,21 @@
       <w:r>
         <w:rPr>
           <w:rFonts w:ascii="Arial" w:hAnsi="Arial" w:cs="Arial"/>
-        </w:rPr>
-        <w:lastRenderedPageBreak/>
-        <w:t xml:space="preserve">Awaiting administrative review and clearance for the resubmitted registry data request from the BPLO. </w:t>
-      </w:r>
-      <w:r>
-        <w:rPr>
-          <w:rFonts w:ascii="Arial" w:hAnsi="Arial" w:cs="Arial"/>
-        </w:rPr>
-        <w:t>Setting up the local system routing backend to ingest and process spatial OpenStreetMap (OSM) vector lines for the core Manolo Fortich road network layers.</w:t>
-      </w:r>
-    </w:p>
-    <w:p>
-      <w:pPr>
+          <w:b/>
+          <w:bCs/>
+        </w:rPr>
+        <w:t>Awaiting administrative feedback and processing from the MFRTA</w:t>
+      </w:r>
+      <w:r>
+        <w:rPr>
+          <w:rFonts w:ascii="Arial" w:hAnsi="Arial" w:cs="Arial"/>
+        </w:rPr>
+        <w:t xml:space="preserve"> regarding the officially submitted data request for the unique driver identification codes and nighttime fare matrices.</w:t>
+      </w:r>
+    </w:p>
+    <w:p>
+      <w:pPr>
+        <w:pStyle w:val="NormalWeb"/>
         <w:numPr>
           <w:ilvl w:val="0"/>
           <w:numId w:val="3"/>
@@ -442,12 +461,21 @@
       <w:r>
         <w:rPr>
           <w:rFonts w:ascii="Arial" w:hAnsi="Arial" w:cs="Arial"/>
-        </w:rPr>
-        <w:t>Coordinating operational channels with MFRTA leadership to facilitate collaborative baseline data collection frameworks.</w:t>
-      </w:r>
-    </w:p>
-    <w:p>
-      <w:pPr>
+          <w:b/>
+          <w:bCs/>
+        </w:rPr>
+        <w:t>Revising Chapters 1 through 3 of the manuscript</w:t>
+      </w:r>
+      <w:r>
+        <w:rPr>
+          <w:rFonts w:ascii="Arial" w:hAnsi="Arial" w:cs="Arial"/>
+        </w:rPr>
+        <w:t xml:space="preserve"> to seamlessly integrate the 4th public safety objective, updated safety definitions, and corresponding conceptual framework revisions.</w:t>
+      </w:r>
+    </w:p>
+    <w:p>
+      <w:pPr>
+        <w:pStyle w:val="NormalWeb"/>
         <w:numPr>
           <w:ilvl w:val="0"/>
           <w:numId w:val="3"/>
@@ -459,26 +487,28 @@
       <w:r>
         <w:rPr>
           <w:rFonts w:ascii="Arial" w:hAnsi="Arial" w:cs="Arial"/>
-        </w:rPr>
-        <w:t>Setting up the local system routing backend to ingest and process spatial OpenStreetMap (OSM) vector lines for the core Manolo Fortich road network layers.</w:t>
-      </w:r>
-    </w:p>
-    <w:p>
-      <w:pPr>
-        <w:numPr>
-          <w:ilvl w:val="0"/>
-          <w:numId w:val="3"/>
-        </w:numPr>
-        <w:rPr>
-          <w:rFonts w:ascii="Arial" w:hAnsi="Arial" w:cs="Arial"/>
-        </w:rPr>
-      </w:pPr>
-      <w:r>
-        <w:rPr>
-          <w:rFonts w:ascii="Arial" w:hAnsi="Arial" w:cs="Arial"/>
-        </w:rPr>
-        <w:t>Refining field survey questionnaires and evaluation layouts targeted at habal-habal terminals and local commuter pools.</w:t>
-      </w:r>
+          <w:b/>
+          <w:bCs/>
+        </w:rPr>
+        <w:t>Designing the structural parameters for data validation protocols</w:t>
+      </w:r>
+      <w:r>
+        <w:rPr>
+          <w:rFonts w:ascii="Arial" w:hAnsi="Arial" w:cs="Arial"/>
+        </w:rPr>
+        <w:t xml:space="preserve"> to ensure all geographical coordinates, road networks, and fare matrices are strictly verified against local municipal standards before any system integration.</w:t>
+      </w:r>
+    </w:p>
+    <w:p>
+      <w:pPr>
+        <w:ind w:left="720"/>
+        <w:rPr>
+          <w:rFonts w:ascii="Arial" w:eastAsia="Times New Roman" w:hAnsi="Arial" w:cs="Arial"/>
+          <w:kern w:val="0"/>
+          <w:lang w:eastAsia="en-PH"/>
+          <w14:ligatures w14:val="none"/>
+        </w:rPr>
+      </w:pPr>
     </w:p>
     <w:p>
       <w:pPr>
@@ -524,7 +554,7 @@
     </w:p>
     <w:p>
       <w:pPr>
-        <w:pStyle w:val="ListParagraph"/>
+        <w:pStyle w:val="NormalWeb"/>
         <w:numPr>
           <w:ilvl w:val="0"/>
           <w:numId w:val="4"/>
@@ -536,13 +566,21 @@
       <w:r>
         <w:rPr>
           <w:rFonts w:ascii="Arial" w:hAnsi="Arial" w:cs="Arial"/>
-        </w:rPr>
-        <w:t xml:space="preserve">Secure official administrative feedback from the BPLO and the MFRTA regarding local operator data availability. </w:t>
-      </w:r>
-    </w:p>
-    <w:p>
-      <w:pPr>
-        <w:pStyle w:val="ListParagraph"/>
+          <w:b/>
+          <w:bCs/>
+        </w:rPr>
+        <w:t>Follow up on the submitted data request letter</w:t>
+      </w:r>
+      <w:r>
+        <w:rPr>
+          <w:rFonts w:ascii="Arial" w:hAnsi="Arial" w:cs="Arial"/>
+        </w:rPr>
+        <w:t xml:space="preserve"> at the MFRTA office to secure the requested driver registry datasets and the nighttime fare matrix details.</w:t>
+      </w:r>
+    </w:p>
+    <w:p>
+      <w:pPr>
+        <w:pStyle w:val="NormalWeb"/>
         <w:numPr>
           <w:ilvl w:val="0"/>
           <w:numId w:val="4"/>
@@ -554,13 +592,21 @@
       <w:r>
         <w:rPr>
           <w:rFonts w:ascii="Arial" w:hAnsi="Arial" w:cs="Arial"/>
-        </w:rPr>
-        <w:t xml:space="preserve">Complete the structural coding setup for the GIS distance calculation engine utilizing true road networks. </w:t>
-      </w:r>
-    </w:p>
-    <w:p>
-      <w:pPr>
-        <w:pStyle w:val="ListParagraph"/>
+          <w:b/>
+          <w:bCs/>
+        </w:rPr>
+        <w:t>Incorporate the approved MFRTA nighttime fare brackets</w:t>
+      </w:r>
+      <w:r>
+        <w:rPr>
+          <w:rFonts w:ascii="Arial" w:hAnsi="Arial" w:cs="Arial"/>
+        </w:rPr>
+        <w:t xml:space="preserve"> into the logical mathematical model of the automated fare computation module within Chapter 3.</w:t>
+      </w:r>
+    </w:p>
+    <w:p>
+      <w:pPr>
+        <w:pStyle w:val="NormalWeb"/>
         <w:numPr>
           <w:ilvl w:val="0"/>
           <w:numId w:val="4"/>
@@ -572,13 +618,21 @@
       <w:r>
         <w:rPr>
           <w:rFonts w:ascii="Arial" w:hAnsi="Arial" w:cs="Arial"/>
-        </w:rPr>
-        <w:t xml:space="preserve">Finalize the draft of the survey evaluation tools for advisory review and validation before field deployment. </w:t>
-      </w:r>
-    </w:p>
-    <w:p>
-      <w:pPr>
-        <w:pStyle w:val="ListParagraph"/>
+          <w:b/>
+          <w:bCs/>
+        </w:rPr>
+        <w:t>Develop the data validation instrument</w:t>
+      </w:r>
+      <w:r>
+        <w:rPr>
+          <w:rFonts w:ascii="Arial" w:hAnsi="Arial" w:cs="Arial"/>
+        </w:rPr>
+        <w:t xml:space="preserve"> and establish the specific criteria to be used by local transportation experts to validate the accuracy of the system's road-network distance algorithms.</w:t>
+      </w:r>
+    </w:p>
+    <w:p>
+      <w:pPr>
+        <w:pStyle w:val="NormalWeb"/>
         <w:numPr>
           <w:ilvl w:val="0"/>
           <w:numId w:val="4"/>
@@ -587,24 +641,36 @@
           <w:rFonts w:ascii="Arial" w:hAnsi="Arial" w:cs="Arial"/>
         </w:rPr>
       </w:pPr>
-      <w:bookmarkStart w:id="0" w:name="_GoBack"/>
-      <w:bookmarkEnd w:id="0"/>
-      <w:r>
-        <w:rPr>
-          <w:rFonts w:ascii="Arial" w:hAnsi="Arial" w:cs="Arial"/>
-        </w:rPr>
-        <w:t>Begin initial interface layout wireframing for the interactive, map-based passenger dashboard.</w:t>
-      </w:r>
-    </w:p>
-    <w:p>
-      <w:pPr>
-        <w:pStyle w:val="ListParagraph"/>
-        <w:rPr>
-          <w:rFonts w:ascii="Arial" w:hAnsi="Arial" w:cs="Arial"/>
-          <w:b/>
-          <w:bCs/>
-        </w:rPr>
-      </w:pPr>
+      <w:r>
+        <w:rPr>
+          <w:rFonts w:ascii="Arial" w:hAnsi="Arial" w:cs="Arial"/>
+          <w:b/>
+          <w:bCs/>
+        </w:rPr>
+        <w:t>Refine the system architecture diagrams</w:t>
+      </w:r>
+      <w:r>
+        <w:rPr>
+          <w:rFonts w:ascii="Arial" w:hAnsi="Arial" w:cs="Arial"/>
+        </w:rPr>
+        <w:t xml:space="preserve"> (Level-0 Diagram and Use Case Diagram) to explicitly map out how public safety data and driver verification requests flow between the user, admin, and MFRTA-sourced database tables.</w:t>
+      </w:r>
+    </w:p>
+    <w:p>
+      <w:pPr>
+        <w:pStyle w:val="NormalWeb"/>
+        <w:ind w:left="720"/>
+        <w:rPr>
+          <w:rFonts w:ascii="Arial" w:hAnsi="Arial" w:cs="Arial"/>
+        </w:rPr>
+      </w:pPr>
+      <w:r>
+        <w:rPr>
+          <w:rFonts w:ascii="Arial" w:hAnsi="Arial" w:cs="Arial"/>
+          <w:bCs/>
+        </w:rPr>
+        <w:t>.</w:t>
+      </w:r>
     </w:p>
     <w:sectPr>
       <w:pgSz w:w="12240" w:h="15840"/>
@@ -1701,6 +1767,7 @@
   <w:style w:type="character" w:default="1" w:styleId="DefaultParagraphFont">
     <w:name w:val="Default Paragraph Font"/>
     <w:uiPriority w:val="1"/>
+    <w:semiHidden/>
     <w:unhideWhenUsed/>
   </w:style>
   <w:style w:type="table" w:default="1" w:styleId="TableNormal">
@@ -1996,7 +2063,6 @@
     <w:name w:val="Normal (Web)"/>
     <w:basedOn w:val="Normal"/>
     <w:uiPriority w:val="99"/>
-    <w:semiHidden/>
     <w:unhideWhenUsed/>
     <w:rsid w:val="00A26453"/>
     <w:pPr>
@@ -2007,6 +2073,39 @@
       <w:kern w:val="0"/>
       <w:lang w:eastAsia="en-PH"/>
       <w14:ligatures w14:val="none"/>
+    </w:rPr>
+  </w:style>
+  <w:style w:type="paragraph" w:styleId="BalloonText">
+    <w:name w:val="Balloon Text"/>
+    <w:basedOn w:val="Normal"/>
+    <w:link w:val="BalloonTextChar"/>
+    <w:uiPriority w:val="99"/>
+    <w:semiHidden/>
+    <w:unhideWhenUsed/>
+    <w:rsid w:val="00AF55C6"/>
+    <w:pPr>
+      <w:spacing w:after="0" w:line="240" w:lineRule="auto"/>
+    </w:pPr>
+    <w:rPr>
+      <w:rFonts w:ascii="Segoe UI" w:hAnsi="Segoe UI" w:cs="Segoe UI"/>
+      <w:sz w:val="18"/>
+      <w:szCs w:val="18"/>
+    </w:rPr>
+  </w:style>
+  <w:style w:type="character" w:customStyle="1" w:styleId="BalloonTextChar">
+    <w:name w:val="Balloon Text Char"/>
+    <w:basedOn w:val="DefaultParagraphFont"/>
+    <w:link w:val="BalloonText"/>
+    <w:uiPriority w:val="99"/>
+    <w:semiHidden/>
+    <w:rsid w:val="00AF55C6"/>
+    <w:rPr>
+      <w:rFonts w:ascii="Segoe UI" w:hAnsi="Segoe UI" w:cs="Segoe UI"/>
+      <w:kern w:val="2"/>
+      <w:sz w:val="18"/>
+      <w:szCs w:val="18"/>
+      <w:lang w:eastAsia="en-US"/>
+      <w14:ligatures w14:val="standardContextual"/>
     </w:rPr>
   </w:style>
 </w:styles>
